--- a/specs/0035/.manual/000-comments.docx
+++ b/specs/0035/.manual/000-comments.docx
@@ -4,59 +4,216 @@
   <w:body>
     <w:p>
       <w:r>
-        <w:t xml:space="preserve">We are going to work on improving the </w:t>
-      </w:r>
-      <w:proofErr w:type="spellStart"/>
-      <w:r>
-        <w:t>Berreman</w:t>
-      </w:r>
-      <w:proofErr w:type="spellEnd"/>
-      <w:r>
-        <w:t xml:space="preserve"> (code word BMN, because BM </w:t>
+        <w:t xml:space="preserve">This is a discussion only until we agree. We will talk </w:t>
       </w:r>
       <w:proofErr w:type="gramStart"/>
       <w:r>
-        <w:t>is</w:t>
+        <w:t>in</w:t>
       </w:r>
       <w:proofErr w:type="gramEnd"/>
       <w:r>
-        <w:t xml:space="preserve"> already taken) UI. Everything works </w:t>
+        <w:t xml:space="preserve"> documents. I will talk mostly in </w:t>
       </w:r>
       <w:proofErr w:type="gramStart"/>
       <w:r>
-        <w:t>more or less as</w:t>
+        <w:t>TXT</w:t>
       </w:r>
       <w:proofErr w:type="gramEnd"/>
       <w:r>
-        <w:t xml:space="preserve"> expected. </w:t>
-      </w:r>
-      <w:proofErr w:type="gramStart"/>
-      <w:r>
-        <w:t>So</w:t>
-      </w:r>
-      <w:proofErr w:type="gramEnd"/>
-      <w:r>
-        <w:t xml:space="preserve"> these are NOT spec or implementation gaps apart from some small irregularities.</w:t>
+        <w:t xml:space="preserve"> and you will reply in MD with the next NNN.</w:t>
       </w:r>
     </w:p>
     <w:p/>
     <w:p>
       <w:r>
-        <w:t xml:space="preserve">The main idea is that we want to further standardize the UI controls, so that we </w:t>
+        <w:t xml:space="preserve">We are going to work on improving the </w:t>
+      </w:r>
+      <w:proofErr w:type="spellStart"/>
+      <w:r>
+        <w:t>Berreman</w:t>
+      </w:r>
+      <w:proofErr w:type="spellEnd"/>
+      <w:r>
+        <w:t xml:space="preserve"> (code word BMN, because BM </w:t>
       </w:r>
       <w:proofErr w:type="gramStart"/>
       <w:r>
-        <w:t>could</w:t>
+        <w:t>is</w:t>
       </w:r>
       <w:proofErr w:type="gramEnd"/>
       <w:r>
-        <w:t xml:space="preserve"> plug in pieces in some standard ways.</w:t>
+        <w:t xml:space="preserve"> already taken) UI. Everything works </w:t>
+      </w:r>
+      <w:proofErr w:type="gramStart"/>
+      <w:r>
+        <w:t>more or less as</w:t>
+      </w:r>
+      <w:proofErr w:type="gramEnd"/>
+      <w:r>
+        <w:t xml:space="preserve"> expected. </w:t>
+      </w:r>
+      <w:proofErr w:type="gramStart"/>
+      <w:r>
+        <w:t>So</w:t>
+      </w:r>
+      <w:proofErr w:type="gramEnd"/>
+      <w:r>
+        <w:t xml:space="preserve"> these are NOT spec or implementation gaps apart from some small irregularities</w:t>
+      </w:r>
+      <w:r>
+        <w:t xml:space="preserve"> but rather improvements to the UI based on the usage.</w:t>
       </w:r>
     </w:p>
     <w:p/>
     <w:p>
       <w:r>
+        <w:t xml:space="preserve">The main idea is that we want to further standardize the UI controls, so that we </w:t>
+      </w:r>
+      <w:proofErr w:type="gramStart"/>
+      <w:r>
+        <w:t>could</w:t>
+      </w:r>
+      <w:proofErr w:type="gramEnd"/>
+      <w:r>
+        <w:t xml:space="preserve"> plug in pieces in some standard ways.</w:t>
+      </w:r>
+    </w:p>
+    <w:p/>
+    <w:p>
+      <w:r>
+        <w:t xml:space="preserve">Here are the thoughts. The materials and library </w:t>
+      </w:r>
+      <w:r>
+        <w:t>do not seem to belong to the ribbon. Rather they are their own complicated controls, which deserve their own windows. Subsequently a Selector is basically a Library but with the select button. So, let’s unify them: A selector is just the library with the extra button to select a chosen sample and close the selector (library).</w:t>
+      </w:r>
+    </w:p>
+    <w:p/>
+    <w:p>
+      <w:r>
+        <w:t xml:space="preserve">The idea </w:t>
+      </w:r>
+      <w:r>
+        <w:t>of using</w:t>
+      </w:r>
+      <w:r>
+        <w:t xml:space="preserve"> buttons to represent samples</w:t>
+      </w:r>
+      <w:r>
+        <w:t xml:space="preserve"> or</w:t>
+      </w:r>
+      <w:r>
+        <w:t xml:space="preserve"> materials on the page did not fly. It is very inconvenient. Natural representation for these things is a filterable tree, which, when expanded</w:t>
+      </w:r>
+      <w:r>
+        <w:t>,</w:t>
+      </w:r>
+      <w:r>
+        <w:t xml:space="preserve"> could spawn more than one page vertically.</w:t>
+      </w:r>
+      <w:r>
+        <w:t xml:space="preserve"> What’s worse is that there could be different tree representations. </w:t>
+      </w:r>
+      <w:r>
+        <w:t>Regardless of</w:t>
+      </w:r>
+      <w:r>
+        <w:t xml:space="preserve"> the representation the unexpanded branch must show the count of how many elements are under it.</w:t>
+      </w:r>
+      <w:r>
+        <w:t xml:space="preserve"> So, the </w:t>
+      </w:r>
+      <w:proofErr w:type="gramStart"/>
+      <w:r>
+        <w:t>filter,</w:t>
+      </w:r>
+      <w:proofErr w:type="gramEnd"/>
+      <w:r>
+        <w:t xml:space="preserve"> just filters out the tree (never showing branches with zero elements) and changing the tree representation just changes the order of branches in the tree.</w:t>
+      </w:r>
+      <w:r>
+        <w:t xml:space="preserve"> The branches are powered by attributes</w:t>
+      </w:r>
+      <w:r>
+        <w:t>. Material attributes are</w:t>
+      </w:r>
+      <w:r>
+        <w:t xml:space="preserve"> category</w:t>
+      </w:r>
+      <w:r>
+        <w:t xml:space="preserve"> ____</w:t>
+      </w:r>
+      <w:r>
+        <w:t xml:space="preserve">, primary material (substrate). </w:t>
+      </w:r>
+    </w:p>
+    <w:p>
+      <w:r>
+        <w:rPr>
+          <w:highlight w:val="magenta"/>
+        </w:rPr>
+        <w:t>Always use dispersion even if there is none.</w:t>
+      </w:r>
+    </w:p>
+    <w:p/>
+    <w:p/>
+    <w:p>
+      <w:r>
+        <w:t xml:space="preserve">The materials that have been used cannot be deleted but can be marked as obsolete / superseded by another material (thus keeping the material name). E.g. we can start with quartz with constant optical properties but then </w:t>
+      </w:r>
+      <w:r>
+        <w:t xml:space="preserve">want to </w:t>
+      </w:r>
+      <w:r>
+        <w:t xml:space="preserve">extend it to have dispersive properties. We do not want to break the historical experiments. There are two ways to </w:t>
+      </w:r>
+      <w:r>
+        <w:lastRenderedPageBreak/>
+        <w:t>address that: we either copy all properties into the experiment</w:t>
+      </w:r>
+      <w:r>
+        <w:t xml:space="preserve"> when we create it</w:t>
+      </w:r>
+      <w:r>
+        <w:t xml:space="preserve"> OR we disallow editing the material / sample, which was used and make the user supersede the material / create copy of the sample. Research and advise which approach is better.</w:t>
+      </w:r>
+    </w:p>
+    <w:p/>
+    <w:p>
+      <w:r>
         <w:t>Experiments – each experiment MUST hold all the information (references) to the all the elements in the setup as it is standard to measure without the sample and other elements to account for imperfections.</w:t>
+      </w:r>
+      <w:r>
+        <w:t xml:space="preserve"> E.g. E1 = </w:t>
+      </w:r>
+      <w:r>
+        <w:t xml:space="preserve">LS + </w:t>
+      </w:r>
+      <w:r>
+        <w:t xml:space="preserve">LP + S + LP (rotate), E2 = </w:t>
+      </w:r>
+      <w:r>
+        <w:t xml:space="preserve">LS + </w:t>
+      </w:r>
+      <w:r>
+        <w:t>L1 + L2 (rotate) – no sample</w:t>
+      </w:r>
+      <w:r>
+        <w:t xml:space="preserve"> - t</w:t>
+      </w:r>
+      <w:r>
+        <w:t>his captures that LPs are NOT ideal</w:t>
+      </w:r>
+      <w:r>
+        <w:t>. E3 = nothing (the dark line). This captures how much extra ambient light gets into the detector without any light source.</w:t>
+      </w:r>
+      <w:r>
+        <w:t xml:space="preserve"> And so on.</w:t>
+      </w:r>
+    </w:p>
+    <w:p/>
+    <w:p>
+      <w:r>
+        <w:t>Elements that are set / not set must be distinguishable. Propose.</w:t>
       </w:r>
     </w:p>
     <w:p/>

--- a/specs/0035/.manual/000-comments.docx
+++ b/specs/0035/.manual/000-comments.docx
@@ -4,59 +4,38 @@
   <w:body>
     <w:p>
       <w:r>
-        <w:t xml:space="preserve">This is a discussion only until we agree. We will talk </w:t>
-      </w:r>
-      <w:proofErr w:type="gramStart"/>
-      <w:r>
-        <w:t>in</w:t>
-      </w:r>
-      <w:proofErr w:type="gramEnd"/>
-      <w:r>
-        <w:t xml:space="preserve"> documents. I will talk mostly in </w:t>
-      </w:r>
-      <w:proofErr w:type="gramStart"/>
-      <w:r>
-        <w:t>TXT</w:t>
-      </w:r>
-      <w:proofErr w:type="gramEnd"/>
+        <w:t>This is a discussion only until we agree. We will talk in documents. I will talk mostly in TXT</w:t>
+      </w:r>
+      <w:r>
+        <w:t>,</w:t>
+      </w:r>
       <w:r>
         <w:t xml:space="preserve"> and you will reply in MD with the next NNN.</w:t>
       </w:r>
+      <w:r>
+        <w:t xml:space="preserve"> Eventually you will assemble the preliminary spec but not until we agree on all points. So, just ask questions and provide ideas. Once we agree, then I will send you to write a preliminary spec.</w:t>
+      </w:r>
     </w:p>
     <w:p/>
     <w:p>
       <w:r>
-        <w:t xml:space="preserve">We are going to work on improving the </w:t>
-      </w:r>
-      <w:proofErr w:type="spellStart"/>
-      <w:r>
-        <w:t>Berreman</w:t>
-      </w:r>
-      <w:proofErr w:type="spellEnd"/>
-      <w:r>
-        <w:t xml:space="preserve"> (code word BMN, because BM </w:t>
-      </w:r>
-      <w:proofErr w:type="gramStart"/>
-      <w:r>
-        <w:t>is</w:t>
-      </w:r>
-      <w:proofErr w:type="gramEnd"/>
-      <w:r>
-        <w:t xml:space="preserve"> already taken) UI. Everything works </w:t>
-      </w:r>
-      <w:proofErr w:type="gramStart"/>
-      <w:r>
-        <w:t>more or less as</w:t>
-      </w:r>
-      <w:proofErr w:type="gramEnd"/>
-      <w:r>
-        <w:t xml:space="preserve"> expected. </w:t>
-      </w:r>
-      <w:proofErr w:type="gramStart"/>
-      <w:r>
-        <w:t>So</w:t>
-      </w:r>
-      <w:proofErr w:type="gramEnd"/>
+        <w:t xml:space="preserve">We are going to work on improving the Berreman </w:t>
+      </w:r>
+      <w:r>
+        <w:t xml:space="preserve">app / repo </w:t>
+      </w:r>
+      <w:r>
+        <w:t>(code word BMN, because BM is already taken</w:t>
+      </w:r>
+      <w:r>
+        <w:t xml:space="preserve"> by STL/BM</w:t>
+      </w:r>
+      <w:r>
+        <w:t>) UI. Everything works more or less as expected. So</w:t>
+      </w:r>
+      <w:r>
+        <w:t>,</w:t>
+      </w:r>
       <w:r>
         <w:t xml:space="preserve"> these are NOT spec or implementation gaps apart from some small irregularities</w:t>
       </w:r>
@@ -67,15 +46,7 @@
     <w:p/>
     <w:p>
       <w:r>
-        <w:t xml:space="preserve">The main idea is that we want to further standardize the UI controls, so that we </w:t>
-      </w:r>
-      <w:proofErr w:type="gramStart"/>
-      <w:r>
-        <w:t>could</w:t>
-      </w:r>
-      <w:proofErr w:type="gramEnd"/>
-      <w:r>
-        <w:t xml:space="preserve"> plug in pieces in some standard ways.</w:t>
+        <w:t>The main idea is that we want to further standardize the UI controls, so that we could plug in pieces in some standard ways.</w:t>
       </w:r>
     </w:p>
     <w:p/>
@@ -84,7 +55,105 @@
         <w:t xml:space="preserve">Here are the thoughts. The materials and library </w:t>
       </w:r>
       <w:r>
-        <w:t>do not seem to belong to the ribbon. Rather they are their own complicated controls, which deserve their own windows. Subsequently a Selector is basically a Library but with the select button. So, let’s unify them: A selector is just the library with the extra button to select a chosen sample and close the selector (library).</w:t>
+        <w:t xml:space="preserve">do not seem to belong to the </w:t>
+      </w:r>
+      <w:r>
+        <w:t>ribb</w:t>
+      </w:r>
+      <w:r>
+        <w:t xml:space="preserve">on. Rather they </w:t>
+      </w:r>
+      <w:r>
+        <w:t>should be</w:t>
+      </w:r>
+      <w:r>
+        <w:t xml:space="preserve"> their own complicated controls, which deserve their own windows. Subsequently a Selector is basically a Library but with the select button. So, let’s unify them: A selector is just the library with the extra button</w:t>
+      </w:r>
+      <w:r>
+        <w:t>s</w:t>
+      </w:r>
+      <w:r>
+        <w:t xml:space="preserve"> to select a chosen sample</w:t>
+      </w:r>
+      <w:r>
+        <w:t xml:space="preserve">, which then </w:t>
+      </w:r>
+      <w:r>
+        <w:t>close</w:t>
+      </w:r>
+      <w:r>
+        <w:t>s</w:t>
+      </w:r>
+      <w:r>
+        <w:t xml:space="preserve"> the selector (library)</w:t>
+      </w:r>
+      <w:r>
+        <w:t xml:space="preserve"> AND close I(cancel) button to close the library (in the selector state) without returning the chosen sample</w:t>
+      </w:r>
+      <w:r>
+        <w:t>.</w:t>
+      </w:r>
+      <w:r>
+        <w:t xml:space="preserve"> Subsequently we should remove them from the optical constructor screen OR make them open their windows (</w:t>
+      </w:r>
+      <w:r>
+        <w:rPr>
+          <w:highlight w:val="magenta"/>
+        </w:rPr>
+        <w:t>TBD</w:t>
+      </w:r>
+      <w:r>
+        <w:t>)</w:t>
+      </w:r>
+      <w:r>
+        <w:t>.</w:t>
+      </w:r>
+      <w:r>
+        <w:t xml:space="preserve"> Let’s remove them from the optical constructor form and put them to the launcher form (Optical Constructor - Launcher) under Main.</w:t>
+      </w:r>
+    </w:p>
+    <w:p>
+      <w:r>
+        <w:t>Now, let’s look at the selector</w:t>
+      </w:r>
+      <w:r>
+        <w:t xml:space="preserve"> ribbon</w:t>
+      </w:r>
+      <w:r>
+        <w:t xml:space="preserve">. Her is how it </w:t>
+      </w:r>
+      <w:r>
+        <w:t xml:space="preserve">currently </w:t>
+      </w:r>
+      <w:r>
+        <w:t>works now: the use clicks selector tab, then clicks on an element on the table, the system automatically shows all elements of that type available in the system, the user clicks on one of the available choices represented as buttons, then clicks on confirm or cancel. This works fine ONLY when the number of choices is very small AND this does not allow the user to add an element on the fly.</w:t>
+      </w:r>
+      <w:r>
+        <w:t xml:space="preserve"> Here is how it should work: </w:t>
+      </w:r>
+      <w:r>
+        <w:t>the use clicks selector tab, then clicks on an element on the table</w:t>
+      </w:r>
+      <w:r>
+        <w:t xml:space="preserve"> (same as before), then clicks on choose button, which will open the library form constrained to the element type AND in a special state (with some extra buttons shown). Otherwise this is exactly the same library window (to be precise, this IS the library window, NOT a copy of the library window in the code).</w:t>
+      </w:r>
+      <w:r>
+        <w:t xml:space="preserve"> And so the user can perform any action (e.g. add new element) that the user can perform on the library window, because, well, it is the library window. </w:t>
+      </w:r>
+      <w:r>
+        <w:t>This means that all LPs, CPs, etc. must be described via the library. This is straightforward using F# Dus: the element in the library is either dynamically calculated (all the samples are dynamically calculated), OR are just described via their Mueller matrix (LPs, CPs are done this way, if I am not mistaken) AND we need additional categories to describe LP, CP, LPCP, CPLP, etc.</w:t>
+      </w:r>
+      <w:r>
+        <w:t xml:space="preserve"> We will make an additional entry point to the library so that to edit such special elements (not now). For now we just dynamically add the ideal LP</w:t>
+      </w:r>
+      <w:r>
+        <w:t>,</w:t>
+      </w:r>
+      <w:r>
+        <w:t xml:space="preserve"> CP</w:t>
+      </w:r>
+      <w:r>
+        <w:t>, etc. as we do now but just add them to the library instead of wherever we add them now.</w:t>
       </w:r>
     </w:p>
     <w:p/>
@@ -117,35 +186,214 @@
         <w:t>Regardless of</w:t>
       </w:r>
       <w:r>
-        <w:t xml:space="preserve"> the representation the unexpanded branch must show the count of how many elements are under it.</w:t>
-      </w:r>
-      <w:r>
-        <w:t xml:space="preserve"> So, the </w:t>
-      </w:r>
-      <w:proofErr w:type="gramStart"/>
-      <w:r>
-        <w:t>filter,</w:t>
-      </w:r>
-      <w:proofErr w:type="gramEnd"/>
-      <w:r>
-        <w:t xml:space="preserve"> just filters out the tree (never showing branches with zero elements) and changing the tree representation just changes the order of branches in the tree.</w:t>
+        <w:t xml:space="preserve"> the representation the unexpanded branch</w:t>
+      </w:r>
+      <w:r>
+        <w:t>es</w:t>
+      </w:r>
+      <w:r>
+        <w:t xml:space="preserve"> must show the count of how many elements are under </w:t>
+      </w:r>
+      <w:r>
+        <w:t>them</w:t>
+      </w:r>
+      <w:r>
+        <w:t>.</w:t>
+      </w:r>
+      <w:r>
+        <w:t xml:space="preserve"> So, the filter just filters out the tree (never showing branches with zero elements) and changing the tree representation just changes the order of branches in the tree.</w:t>
       </w:r>
       <w:r>
         <w:t xml:space="preserve"> The branches are powered by attributes</w:t>
       </w:r>
       <w:r>
-        <w:t>. Material attributes are</w:t>
+        <w:t xml:space="preserve">. </w:t>
+      </w:r>
+    </w:p>
+    <w:p>
+      <w:r>
+        <w:t>The attributes are as follows</w:t>
+      </w:r>
+      <w:r>
+        <w:t xml:space="preserve"> (need to work out how to select)</w:t>
+      </w:r>
+      <w:r>
+        <w:t>:</w:t>
+      </w:r>
+    </w:p>
+    <w:p>
+      <w:r>
+        <w:t>Material attributes are</w:t>
       </w:r>
       <w:r>
         <w:t xml:space="preserve"> category</w:t>
       </w:r>
       <w:r>
-        <w:t xml:space="preserve"> ____</w:t>
-      </w:r>
-      <w:r>
-        <w:t xml:space="preserve">, primary material (substrate). </w:t>
-      </w:r>
-    </w:p>
+        <w:t xml:space="preserve"> (all or a choice)</w:t>
+      </w:r>
+      <w:r>
+        <w:t xml:space="preserve">, </w:t>
+      </w:r>
+      <w:r>
+        <w:t>anisotropy, constant / dispersive (constant selects constant transparent and constant absorbing, then could be further refined as transparent or absorbing), optically active / not optically active, magnetic / not magnetic.</w:t>
+      </w:r>
+      <w:r>
+        <w:t xml:space="preserve"> Dispersive further allow</w:t>
+      </w:r>
+      <w:r>
+        <w:t>s</w:t>
+      </w:r>
+      <w:r>
+        <w:t xml:space="preserve"> constrain</w:t>
+      </w:r>
+      <w:r>
+        <w:t>ing</w:t>
+      </w:r>
+      <w:r>
+        <w:t xml:space="preserve"> by the model</w:t>
+      </w:r>
+      <w:r>
+        <w:t xml:space="preserve"> and handedness</w:t>
+      </w:r>
+      <w:r>
+        <w:t xml:space="preserve">. If optically active, then can be further constrained by the </w:t>
+      </w:r>
+      <w:r>
+        <w:t>applicable symmetry classes and if magnetic the further constrained by scalar or gyromagnetic. Basically these are all the “attributes” that we can set to the material NOT just category and dispersion that we have now on Materials ribbon.</w:t>
+      </w:r>
+    </w:p>
+    <w:p>
+      <w:r>
+        <w:t>Library</w:t>
+      </w:r>
+      <w:r>
+        <w:t xml:space="preserve">: same as for material AND </w:t>
+      </w:r>
+      <w:r>
+        <w:t>primary material (substrate)</w:t>
+      </w:r>
+      <w:r>
+        <w:t>, thin films / no thin films (need to work out the actual working)</w:t>
+      </w:r>
+      <w:r>
+        <w:t xml:space="preserve">, material of the thin film(s) – must offer ONLY what is actually used, sorted by name, multiselect must be possible, available thin film ranges (must dynamically build the ranges). </w:t>
+      </w:r>
+    </w:p>
+    <w:p>
+      <w:r>
+        <w:t>We can call the attributes applicable to the material or sample a constraint. Each of the constraints has a count and the counts of what’s available when a single or multiple constraints are applied must be shown both in the tree and when choosing a constraint.</w:t>
+      </w:r>
+    </w:p>
+    <w:p>
+      <w:r>
+        <w:t>It must be possible to apply constraints in different order. For example, the user may want to start with thin films, say we have 500 of them., which has glass layer(s) – say we have 100 samples like that, then constrain further to 10-20 nm thick layer (the system must provide dynamically constructed ranges that make sense OR the user specifies the range of thickness to constrain) – say we have 5. All these 500, 100, 5 must be visible as the user builds the search.</w:t>
+      </w:r>
+    </w:p>
+    <w:p>
+      <w:r>
+        <w:t>If the resulting tree is small (say under 100 elements, saved into appsettings, defaulted to 100 in some const), then we automatically rebuilds the tree. Otherwise, the user must click the search</w:t>
+      </w:r>
+      <w:r>
+        <w:t xml:space="preserve"> (show ???)</w:t>
+      </w:r>
+      <w:r>
+        <w:t xml:space="preserve"> button to </w:t>
+      </w:r>
+      <w:r>
+        <w:t>display the whole tree.</w:t>
+      </w:r>
+    </w:p>
+    <w:p>
+      <w:r>
+        <w:t>As always only non-empty branches must be shown.</w:t>
+      </w:r>
+    </w:p>
+    <w:p/>
+    <w:p>
+      <w:r>
+        <w:t>So, the common concept here is the filterable tree with multiple representations: we have a collection of items with some “attributes” (these are NOT C# Attribute but properties of the elements in the collection), which have some values. The list of attributes and all possible values for each attribute is known. Some attributes have fixed possible values (e.g. category) and some are just numbers (e.g. thickness of the layer in nm)</w:t>
+      </w:r>
+      <w:r>
+        <w:t>. The attributes have, call it, natural order, e.g. category / anisotropy / … but the user may want to change the order, e.g. start from optically active materials first. All this can be abstracted away and represented as F# Dus and options. This means that a unified control</w:t>
+      </w:r>
+      <w:r>
+        <w:t xml:space="preserve"> (window)</w:t>
+      </w:r>
+      <w:r>
+        <w:t xml:space="preserve"> can serve both material and library view and proxies will account for the necessary differences.</w:t>
+      </w:r>
+      <w:r>
+        <w:t xml:space="preserve"> The edit forms stay as they are because they are VERY different.</w:t>
+      </w:r>
+    </w:p>
+    <w:p/>
+    <w:p>
+      <w:r>
+        <w:t xml:space="preserve">Material edit form. </w:t>
+      </w:r>
+    </w:p>
+    <w:p>
+      <w:r>
+        <w:t>The main problem of this form is that the n, k chart shrinks vertically when more and more complicated matter is set.</w:t>
+      </w:r>
+    </w:p>
+    <w:p>
+      <w:r>
+        <w:t>The second main problem is that there might be multiple things to draw but only one is drawn. For example, if a dispersive biaxial material is being created then it is unclear what is being drawn and it has zero vertical height anyway. And if optical activity is added, then it may also have dispersion. Propose the solution.</w:t>
+      </w:r>
+    </w:p>
+    <w:p>
+      <w:r>
+        <w:t>The form must ask for a confirmation if it has non-saved edits.</w:t>
+      </w:r>
+    </w:p>
+    <w:p/>
+    <w:p>
+      <w:r>
+        <w:t>Library form</w:t>
+      </w:r>
+    </w:p>
+    <w:p>
+      <w:r>
+        <w:t>The library form AND the materials form now must be powered by the same standardized filterable configurable tree</w:t>
+      </w:r>
+    </w:p>
+    <w:p/>
+    <w:p>
+      <w:r>
+        <w:t>Sample edit form</w:t>
+      </w:r>
+    </w:p>
+    <w:p>
+      <w:r>
+        <w:t xml:space="preserve">Here we have the same problem and that is </w:t>
+      </w:r>
+      <w:r>
+        <w:t xml:space="preserve">that </w:t>
+      </w:r>
+      <w:r>
+        <w:t>button</w:t>
+      </w:r>
+      <w:r>
+        <w:t>s</w:t>
+      </w:r>
+      <w:r>
+        <w:t xml:space="preserve"> </w:t>
+      </w:r>
+      <w:r>
+        <w:t xml:space="preserve">are </w:t>
+      </w:r>
+      <w:r>
+        <w:t>used to represent materials (DOES NOT WORK). We MUST use now standardized materials form to choose the materials in a pop up (non-modal) window. Again this becomes the standardized approach.</w:t>
+      </w:r>
+    </w:p>
+    <w:p>
+      <w:r>
+        <w:t>The form must ask for a confirmation if it has non-saved edits.</w:t>
+      </w:r>
+    </w:p>
+    <w:p/>
+    <w:p/>
     <w:p>
       <w:r>
         <w:rPr>
@@ -164,11 +412,7 @@
         <w:t xml:space="preserve">want to </w:t>
       </w:r>
       <w:r>
-        <w:t xml:space="preserve">extend it to have dispersive properties. We do not want to break the historical experiments. There are two ways to </w:t>
-      </w:r>
-      <w:r>
-        <w:lastRenderedPageBreak/>
-        <w:t>address that: we either copy all properties into the experiment</w:t>
+        <w:t>extend it to have dispersive properties. We do not want to break the historical experiments. There are two ways to address that: we either copy all properties into the experiment</w:t>
       </w:r>
       <w:r>
         <w:t xml:space="preserve"> when we create it</w:t>
@@ -219,45 +463,13 @@
     <w:p/>
     <w:p>
       <w:r>
-        <w:t xml:space="preserve">Reverse problem. It starts with building a collection of the experiments but without specifying the exact optical parameters. Then feed that to the reverse problem solver. The reverse problem always </w:t>
-      </w:r>
-      <w:proofErr w:type="gramStart"/>
-      <w:r>
-        <w:t>attempt</w:t>
-      </w:r>
-      <w:proofErr w:type="gramEnd"/>
-      <w:r>
-        <w:t xml:space="preserve"> to find Mueller matrix for a given wavelength and incidence angle. Multiple such experiments collections (call them experiment collection set) can be combined further to extract optical properties, which would account for such a behavior.</w:t>
+        <w:t>Reverse problem. It starts with building a collection of the experiments but without specifying the exact optical parameters. Then feed that to the reverse problem solver. The reverse problem always attempt to find Mueller matrix for a given wavelength and incidence angle. Multiple such experiments collections (call them experiment collection set) can be combined further to extract optical properties, which would account for such a behavior.</w:t>
       </w:r>
     </w:p>
     <w:p/>
     <w:p>
       <w:r>
-        <w:t>Storage + seeding. Add a special seeding project + seeding data (</w:t>
-      </w:r>
-      <w:proofErr w:type="spellStart"/>
-      <w:r>
-        <w:t>json</w:t>
-      </w:r>
-      <w:proofErr w:type="spellEnd"/>
-      <w:r>
-        <w:t>???) Use `</w:t>
-      </w:r>
-      <w:proofErr w:type="gramStart"/>
-      <w:r>
-        <w:t>*.&lt;</w:t>
-      </w:r>
-      <w:proofErr w:type="gramEnd"/>
-      <w:r>
-        <w:t>something&gt;-</w:t>
-      </w:r>
-      <w:proofErr w:type="spellStart"/>
-      <w:r>
-        <w:t>json</w:t>
-      </w:r>
-      <w:proofErr w:type="spellEnd"/>
-      <w:r>
-        <w:t>` to clarify the type / schema.</w:t>
+        <w:t>Storage + seeding. Add a special seeding project + seeding data (json???) Use `*.&lt;something&gt;-json` to clarify the type / schema.</w:t>
       </w:r>
     </w:p>
     <w:sectPr>

--- a/specs/0035/.manual/000-comments.docx
+++ b/specs/0035/.manual/000-comments.docx
@@ -13,7 +13,25 @@
         <w:t xml:space="preserve"> and you will reply in MD with the next NNN.</w:t>
       </w:r>
       <w:r>
-        <w:t xml:space="preserve"> Eventually you will assemble the preliminary spec but not until we agree on all points. So, just ask questions and provide ideas. Once we agree, then I will send you to write a preliminary spec.</w:t>
+        <w:t xml:space="preserve"> Eventually you will assemble the preliminary spec but not until we agree on all </w:t>
+      </w:r>
+      <w:r>
+        <w:t xml:space="preserve">the </w:t>
+      </w:r>
+      <w:r>
+        <w:t xml:space="preserve">points. So, </w:t>
+      </w:r>
+      <w:r>
+        <w:t xml:space="preserve">for now </w:t>
+      </w:r>
+      <w:r>
+        <w:t xml:space="preserve">just ask questions and provide ideas. Once we agree, then I will send you to write a </w:t>
+      </w:r>
+      <w:r>
+        <w:t xml:space="preserve">full </w:t>
+      </w:r>
+      <w:r>
+        <w:t>preliminary spec.</w:t>
       </w:r>
     </w:p>
     <w:p/>
@@ -46,13 +64,31 @@
     <w:p/>
     <w:p>
       <w:r>
-        <w:t>The main idea is that we want to further standardize the UI controls, so that we could plug in pieces in some standard ways.</w:t>
+        <w:t xml:space="preserve">The main idea is that we want to further standardize the UI controls, so that we </w:t>
+      </w:r>
+      <w:r>
+        <w:t>can</w:t>
+      </w:r>
+      <w:r>
+        <w:t xml:space="preserve"> plug in pieces in some standard ways.</w:t>
       </w:r>
     </w:p>
     <w:p/>
     <w:p>
       <w:r>
-        <w:t xml:space="preserve">Here are the thoughts. The materials and library </w:t>
+        <w:t xml:space="preserve">Here are the thoughts. The </w:t>
+      </w:r>
+      <w:r>
+        <w:t>M</w:t>
+      </w:r>
+      <w:r>
+        <w:t xml:space="preserve">aterials and </w:t>
+      </w:r>
+      <w:r>
+        <w:t>L</w:t>
+      </w:r>
+      <w:r>
+        <w:t xml:space="preserve">ibrary </w:t>
       </w:r>
       <w:r>
         <w:t xml:space="preserve">do not seem to belong to the </w:t>
@@ -67,7 +103,19 @@
         <w:t>should be</w:t>
       </w:r>
       <w:r>
-        <w:t xml:space="preserve"> their own complicated controls, which deserve their own windows. Subsequently a Selector is basically a Library but with the select button. So, let’s unify them: A selector is just the library with the extra button</w:t>
+        <w:t xml:space="preserve"> their own complicated controls, which deserve their own windows. Subsequently a Selector is basically a Library but with the </w:t>
+      </w:r>
+      <w:r>
+        <w:t>“</w:t>
+      </w:r>
+      <w:r>
+        <w:t>select</w:t>
+      </w:r>
+      <w:r>
+        <w:t>”</w:t>
+      </w:r>
+      <w:r>
+        <w:t xml:space="preserve"> button. So, let’s unify them: A selector is just the library with the extra button</w:t>
       </w:r>
       <w:r>
         <w:t>s</w:t>
@@ -88,13 +136,25 @@
         <w:t xml:space="preserve"> the selector (library)</w:t>
       </w:r>
       <w:r>
-        <w:t xml:space="preserve"> AND close I(cancel) button to close the library (in the selector state) without returning the chosen sample</w:t>
+        <w:t xml:space="preserve"> AND close (cancel) button to close the library (in the selector state) without returning the chosen sample</w:t>
       </w:r>
       <w:r>
         <w:t>.</w:t>
       </w:r>
       <w:r>
-        <w:t xml:space="preserve"> Subsequently we should remove them from the optical constructor screen OR make them open their windows (</w:t>
+        <w:t xml:space="preserve"> Subsequently we should remove </w:t>
+      </w:r>
+      <w:r>
+        <w:t xml:space="preserve">Materials and Library </w:t>
+      </w:r>
+      <w:r>
+        <w:t xml:space="preserve">from the optical constructor screen OR make them open their </w:t>
+      </w:r>
+      <w:r>
+        <w:t xml:space="preserve">own </w:t>
+      </w:r>
+      <w:r>
+        <w:t>windows (</w:t>
       </w:r>
       <w:r>
         <w:rPr>
@@ -109,12 +169,27 @@
         <w:t>.</w:t>
       </w:r>
       <w:r>
-        <w:t xml:space="preserve"> Let’s remove them from the optical constructor form and put them to the launcher form (Optical Constructor - Launcher) under Main.</w:t>
-      </w:r>
-    </w:p>
-    <w:p>
-      <w:r>
-        <w:t>Now, let’s look at the selector</w:t>
+        <w:t xml:space="preserve"> </w:t>
+      </w:r>
+      <w:r>
+        <w:t>I am inclined to</w:t>
+      </w:r>
+      <w:r>
+        <w:t xml:space="preserve"> remove them from the optical constructor form and put them to the launcher form (Optical Constructor - Launcher) under Main.</w:t>
+      </w:r>
+      <w:r>
+        <w:t xml:space="preserve"> Consider other alternatives and why.</w:t>
+      </w:r>
+    </w:p>
+    <w:p>
+      <w:r>
+        <w:t xml:space="preserve">Now, let’s look at the </w:t>
+      </w:r>
+      <w:r>
+        <w:t>S</w:t>
+      </w:r>
+      <w:r>
+        <w:t>elector</w:t>
       </w:r>
       <w:r>
         <w:t xml:space="preserve"> ribbon</w:t>
@@ -126,22 +201,90 @@
         <w:t xml:space="preserve">currently </w:t>
       </w:r>
       <w:r>
-        <w:t>works now: the use clicks selector tab, then clicks on an element on the table, the system automatically shows all elements of that type available in the system, the user clicks on one of the available choices represented as buttons, then clicks on confirm or cancel. This works fine ONLY when the number of choices is very small AND this does not allow the user to add an element on the fly.</w:t>
-      </w:r>
-      <w:r>
-        <w:t xml:space="preserve"> Here is how it should work: </w:t>
-      </w:r>
-      <w:r>
-        <w:t>the use clicks selector tab, then clicks on an element on the table</w:t>
-      </w:r>
-      <w:r>
-        <w:t xml:space="preserve"> (same as before), then clicks on choose button, which will open the library form constrained to the element type AND in a special state (with some extra buttons shown). Otherwise this is exactly the same library window (to be precise, this IS the library window, NOT a copy of the library window in the code).</w:t>
-      </w:r>
-      <w:r>
-        <w:t xml:space="preserve"> And so the user can perform any action (e.g. add new element) that the user can perform on the library window, because, well, it is the library window. </w:t>
-      </w:r>
-      <w:r>
-        <w:t>This means that all LPs, CPs, etc. must be described via the library. This is straightforward using F# Dus: the element in the library is either dynamically calculated (all the samples are dynamically calculated), OR are just described via their Mueller matrix (LPs, CPs are done this way, if I am not mistaken) AND we need additional categories to describe LP, CP, LPCP, CPLP, etc.</w:t>
+        <w:t xml:space="preserve">works now: the use clicks </w:t>
+      </w:r>
+      <w:r>
+        <w:t>S</w:t>
+      </w:r>
+      <w:r>
+        <w:t xml:space="preserve">elector </w:t>
+      </w:r>
+      <w:r>
+        <w:t>button</w:t>
+      </w:r>
+      <w:r>
+        <w:t>, then clicks on an element on the table, the system automatically shows all elements of that type available in the system, the user clicks on one of the available choices represented as buttons, then clicks on confirm or cancel. This works fine ONLY when the number of choices is very small AND this does not allow the user to add an element on the fly.</w:t>
+      </w:r>
+    </w:p>
+    <w:p>
+      <w:r>
+        <w:t xml:space="preserve">Here is how it should work: </w:t>
+      </w:r>
+      <w:r>
+        <w:t xml:space="preserve">the use clicks </w:t>
+      </w:r>
+      <w:r>
+        <w:t>S</w:t>
+      </w:r>
+      <w:r>
+        <w:t xml:space="preserve">elector </w:t>
+      </w:r>
+      <w:r>
+        <w:t>button</w:t>
+      </w:r>
+      <w:r>
+        <w:t>, then clicks on an element on the table</w:t>
+      </w:r>
+      <w:r>
+        <w:t xml:space="preserve"> (same as before), then clicks on choose button, which will open the library form constrained to the element type AND in a special state (with some extra buttons shown). </w:t>
+      </w:r>
+      <w:r>
+        <w:t>T</w:t>
+      </w:r>
+      <w:r>
+        <w:t>his is exactly the same library window (to be precise, this IS the library window, NOT a copy of the library window in the code).</w:t>
+      </w:r>
+      <w:r>
+        <w:t xml:space="preserve"> And </w:t>
+      </w:r>
+      <w:r>
+        <w:t>so,</w:t>
+      </w:r>
+      <w:r>
+        <w:t xml:space="preserve"> the user can perform any action (e.g. add new element) that the user can perform on the library window, because, well, it is the library window. </w:t>
+      </w:r>
+      <w:r>
+        <w:t>This means that all LPs, CPs, etc. must be described via the library. This is straightforward using F# D</w:t>
+      </w:r>
+      <w:r>
+        <w:t>U</w:t>
+      </w:r>
+      <w:r>
+        <w:t>s</w:t>
+      </w:r>
+      <w:r>
+        <w:t xml:space="preserve"> and options</w:t>
+      </w:r>
+      <w:r>
+        <w:t>: the element in the library is either dynamically calculated</w:t>
+      </w:r>
+      <w:r>
+        <w:t xml:space="preserve"> during experiments</w:t>
+      </w:r>
+      <w:r>
+        <w:t xml:space="preserve"> (all the samples are dynamically calculated), OR are just described via their </w:t>
+      </w:r>
+      <w:r>
+        <w:t xml:space="preserve">constant </w:t>
+      </w:r>
+      <w:r>
+        <w:t>Mueller matrix (</w:t>
+      </w:r>
+      <w:r>
+        <w:t xml:space="preserve">constant </w:t>
+      </w:r>
+      <w:r>
+        <w:t>LPs, CPs are done this way, if I am not mistaken) AND we need additional categories to describe LP, CP, LPCP, CPLP, etc.</w:t>
       </w:r>
       <w:r>
         <w:t xml:space="preserve"> We will make an additional entry point to the library so that to edit such special elements (not now). For now we just dynamically add the ideal LP</w:t>
@@ -171,7 +314,13 @@
         <w:t xml:space="preserve"> or</w:t>
       </w:r>
       <w:r>
-        <w:t xml:space="preserve"> materials on the page did not fly. It is very inconvenient. Natural representation for these things is a filterable tree, which, when expanded</w:t>
+        <w:t xml:space="preserve"> materials on the page did not fly. It is very inconvenient. Natural representation for these things is a filterable </w:t>
+      </w:r>
+      <w:r>
+        <w:t xml:space="preserve">reconfigurable </w:t>
+      </w:r>
+      <w:r>
+        <w:t>tree, which, when expanded</w:t>
       </w:r>
       <w:r>
         <w:t>,</w:t>
@@ -250,16 +399,16 @@
         <w:t>ing</w:t>
       </w:r>
       <w:r>
-        <w:t xml:space="preserve"> by the model</w:t>
+        <w:t xml:space="preserve"> by the model. If optically active, then can be further constrained by the </w:t>
+      </w:r>
+      <w:r>
+        <w:t>applicable symmetry classes</w:t>
       </w:r>
       <w:r>
         <w:t xml:space="preserve"> and handedness</w:t>
       </w:r>
       <w:r>
-        <w:t xml:space="preserve">. If optically active, then can be further constrained by the </w:t>
-      </w:r>
-      <w:r>
-        <w:t>applicable symmetry classes and if magnetic the further constrained by scalar or gyromagnetic. Basically these are all the “attributes” that we can set to the material NOT just category and dispersion that we have now on Materials ribbon.</w:t>
+        <w:t xml:space="preserve"> and if magnetic the further constrained by scalar or gyromagnetic. Basically these are all the “attributes” that we can set to the material NOT just category and dispersion that we have now on Materials ribbon.</w:t>
       </w:r>
     </w:p>
     <w:p>
@@ -291,7 +440,7 @@
     </w:p>
     <w:p>
       <w:r>
-        <w:t>If the resulting tree is small (say under 100 elements, saved into appsettings, defaulted to 100 in some const), then we automatically rebuilds the tree. Otherwise, the user must click the search</w:t>
+        <w:t>If the resulting tree is small (say under 100 elements, saved into appsettings, defaulted to 100 in some const), then we automatically rebuild the tree. Otherwise, the user must click the search</w:t>
       </w:r>
       <w:r>
         <w:t xml:space="preserve"> (show ???)</w:t>
@@ -302,6 +451,9 @@
       <w:r>
         <w:t>display the whole tree.</w:t>
       </w:r>
+      <w:r>
+        <w:t xml:space="preserve"> The tree must be branched in the order of selections. This is to be discussed.</w:t>
+      </w:r>
     </w:p>
     <w:p>
       <w:r>
@@ -314,7 +466,13 @@
         <w:t>So, the common concept here is the filterable tree with multiple representations: we have a collection of items with some “attributes” (these are NOT C# Attribute but properties of the elements in the collection), which have some values. The list of attributes and all possible values for each attribute is known. Some attributes have fixed possible values (e.g. category) and some are just numbers (e.g. thickness of the layer in nm)</w:t>
       </w:r>
       <w:r>
-        <w:t>. The attributes have, call it, natural order, e.g. category / anisotropy / … but the user may want to change the order, e.g. start from optically active materials first. All this can be abstracted away and represented as F# Dus and options. This means that a unified control</w:t>
+        <w:t>. The attributes have, call it, natural order, e.g. category / anisotropy / … but the user may want to change the order, e.g. start from optically active materials first. All this can be abstracted away and represented as F# D</w:t>
+      </w:r>
+      <w:r>
+        <w:t>U</w:t>
+      </w:r>
+      <w:r>
+        <w:t>s and options. This means that a unified control</w:t>
       </w:r>
       <w:r>
         <w:t xml:space="preserve"> (window)</w:t>
@@ -329,7 +487,7 @@
     <w:p/>
     <w:p>
       <w:r>
-        <w:t xml:space="preserve">Material edit form. </w:t>
+        <w:t>Material edit form.</w:t>
       </w:r>
     </w:p>
     <w:p>
@@ -393,85 +551,418 @@
       </w:r>
     </w:p>
     <w:p/>
+    <w:p>
+      <w:r>
+        <w:t>A material / sample that has been used cannot be deleted but can be marked / unmarked as inactive after which it cannot be used in new things</w:t>
+      </w:r>
+      <w:r>
+        <w:t xml:space="preserve"> (but it is still available in the old things)</w:t>
+      </w:r>
+      <w:r>
+        <w:t>.</w:t>
+      </w:r>
+      <w:r>
+        <w:t xml:space="preserve"> </w:t>
+      </w:r>
+      <w:r>
+        <w:t xml:space="preserve">The materials that have been used cannot be deleted but can be marked as obsolete / superseded by another material (thus keeping the material name). E.g. we can start with quartz with constant optical properties but then </w:t>
+      </w:r>
+      <w:r>
+        <w:t xml:space="preserve">want to </w:t>
+      </w:r>
+      <w:r>
+        <w:t>extend it to have dispersive properties. We do not want to break the historical experiments. There are two ways to address that: we either copy all properties into the experiment</w:t>
+      </w:r>
+      <w:r>
+        <w:t xml:space="preserve"> when we create it</w:t>
+      </w:r>
+      <w:r>
+        <w:t xml:space="preserve"> OR we disallow editing the material / sample, which was used and make the user supersede the material / create copy of the sample. Research and advise which approach is better.</w:t>
+      </w:r>
+    </w:p>
     <w:p/>
     <w:p>
       <w:r>
-        <w:rPr>
-          <w:highlight w:val="magenta"/>
-        </w:rPr>
-        <w:t>Always use dispersion even if there is none.</w:t>
+        <w:t>Experiments – each experiment MUST hold all the information (references) to the all the elements in the setup as it is standard to measure without the sample and other elements to account for imperfections.</w:t>
+      </w:r>
+      <w:r>
+        <w:t xml:space="preserve"> E.g. E1 = </w:t>
+      </w:r>
+      <w:r>
+        <w:t xml:space="preserve">LS + </w:t>
+      </w:r>
+      <w:r>
+        <w:t xml:space="preserve">LP + S + LP (rotate), E2 = </w:t>
+      </w:r>
+      <w:r>
+        <w:t xml:space="preserve">LS + </w:t>
+      </w:r>
+      <w:r>
+        <w:t>L1 + L2 (rotate) – no sample</w:t>
+      </w:r>
+      <w:r>
+        <w:t xml:space="preserve"> - t</w:t>
+      </w:r>
+      <w:r>
+        <w:t>his captures that LPs are NOT ideal</w:t>
+      </w:r>
+      <w:r>
+        <w:t>. E3 = nothing (the dark line). This captures how much extra ambient light gets into the detector without any light source.</w:t>
+      </w:r>
+      <w:r>
+        <w:t xml:space="preserve"> And so on.</w:t>
       </w:r>
     </w:p>
     <w:p/>
+    <w:p>
+      <w:r>
+        <w:t>Elements that are set / not set must be distinguishable</w:t>
+      </w:r>
+      <w:r>
+        <w:t xml:space="preserve"> on the table. Currently there no difference</w:t>
+      </w:r>
+      <w:r>
+        <w:t>. Propose.</w:t>
+      </w:r>
+    </w:p>
     <w:p/>
     <w:p>
       <w:r>
-        <w:t xml:space="preserve">The materials that have been used cannot be deleted but can be marked as obsolete / superseded by another material (thus keeping the material name). E.g. we can start with quartz with constant optical properties but then </w:t>
-      </w:r>
-      <w:r>
-        <w:t xml:space="preserve">want to </w:t>
-      </w:r>
-      <w:r>
-        <w:t>extend it to have dispersive properties. We do not want to break the historical experiments. There are two ways to address that: we either copy all properties into the experiment</w:t>
-      </w:r>
-      <w:r>
-        <w:t xml:space="preserve"> when we create it</w:t>
-      </w:r>
-      <w:r>
-        <w:t xml:space="preserve"> OR we disallow editing the material / sample, which was used and make the user supersede the material / create copy of the sample. Research and advise which approach is better.</w:t>
+        <w:t xml:space="preserve">Inverse </w:t>
+      </w:r>
+      <w:r>
+        <w:t>problem.</w:t>
+      </w:r>
+      <w:r>
+        <w:t xml:space="preserve"> All of the above gets us to the essence of the problem and that is the inverse problem, which is given the optical measurements (that’s what we call experiments), determine the optical properties of the sample. This IS basically the</w:t>
+      </w:r>
+      <w:r>
+        <w:t xml:space="preserve"> </w:t>
+      </w:r>
+      <w:r>
+        <w:t>s</w:t>
+      </w:r>
+      <w:r>
+        <w:t>ame optical constructor but with the sample undefined</w:t>
+      </w:r>
+      <w:r>
+        <w:t xml:space="preserve"> or partially undefined</w:t>
+      </w:r>
+      <w:r>
+        <w:t>.</w:t>
+      </w:r>
+      <w:r>
+        <w:t xml:space="preserve"> Add </w:t>
+      </w:r>
+      <w:r>
+        <w:t xml:space="preserve">a button Inverse </w:t>
+      </w:r>
+      <w:r>
+        <w:t>to Launcher after Main</w:t>
+      </w:r>
+      <w:r>
+        <w:t xml:space="preserve"> (before added above Materials and Library).</w:t>
+      </w:r>
+      <w:r>
+        <w:t xml:space="preserve"> The button should start the same optical constructor main form but in a special state. </w:t>
+      </w:r>
+      <w:r>
+        <w:t>It starts with building a collection of the experiments but without specifying the exact optical parameters. Then feed that to the reverse problem solver. The reverse problem always attempt to find Mueller matrix for a given wavelength and incidence angle. Multiple such experiments collections (call them experiment collection set) can be combined further to extract optical properties, which would account for such a behavior.</w:t>
+      </w:r>
+      <w:r>
+        <w:t xml:space="preserve"> The user must specify all elements except the sample on the table and may specify some similar sample element as a hint. If the hint is NOT specified, then do not draw the experiment chart and if the hint IS specified, then draw the experiment chart as now.</w:t>
+      </w:r>
+      <w:r>
+        <w:t xml:space="preserve"> Then each experiment must be given </w:t>
+      </w:r>
+      <w:r>
+        <w:t xml:space="preserve">the data file. Eventually there might be some more complicated data mapping but for this version let’s say that the user must choose a standard CSV file per each experiment. If this is an intensity experiment, then each file must have a standardized form: first row are labels (ignored), then comma separated X and Y. </w:t>
+      </w:r>
+      <w:r>
+        <w:t xml:space="preserve">Ellipsometric data may have different structure. Investigate and use. </w:t>
+      </w:r>
+      <w:r>
+        <w:t>The system must remember the last folder used (unless the user cancels the dialog).</w:t>
+      </w:r>
+      <w:r>
+        <w:t xml:space="preserve"> Use proxies to load the file, then you can write a unit test with a mock file and then later we can plug in various data queries just by swapping the proxies.</w:t>
       </w:r>
     </w:p>
     <w:p/>
     <w:p>
       <w:r>
-        <w:t>Experiments – each experiment MUST hold all the information (references) to the all the elements in the setup as it is standard to measure without the sample and other elements to account for imperfections.</w:t>
-      </w:r>
-      <w:r>
-        <w:t xml:space="preserve"> E.g. E1 = </w:t>
-      </w:r>
-      <w:r>
-        <w:t xml:space="preserve">LS + </w:t>
-      </w:r>
-      <w:r>
-        <w:t xml:space="preserve">LP + S + LP (rotate), E2 = </w:t>
-      </w:r>
-      <w:r>
-        <w:t xml:space="preserve">LS + </w:t>
-      </w:r>
-      <w:r>
-        <w:t>L1 + L2 (rotate) – no sample</w:t>
-      </w:r>
-      <w:r>
-        <w:t xml:space="preserve"> - t</w:t>
-      </w:r>
-      <w:r>
-        <w:t>his captures that LPs are NOT ideal</w:t>
-      </w:r>
-      <w:r>
-        <w:t>. E3 = nothing (the dark line). This captures how much extra ambient light gets into the detector without any light source.</w:t>
-      </w:r>
-      <w:r>
-        <w:t xml:space="preserve"> And so on.</w:t>
+        <w:t>Ellipsometer as a detector is missing. We need to add it along with the ability to change the detector.</w:t>
+      </w:r>
+      <w:r>
+        <w:t xml:space="preserve"> Currently attempting to select a detector on the Selector page results in some Avalonia exceptions:</w:t>
+      </w:r>
+    </w:p>
+    <w:p>
+      <w:r>
+        <w:t>```</w:t>
+      </w:r>
+    </w:p>
+    <w:p>
+      <w:r>
+        <w:t>Unable to process the message: PointerUp { sx = 610.0</w:t>
+      </w:r>
+    </w:p>
+    <w:p>
+      <w:r>
+        <w:t xml:space="preserve">            sy = 283.0 }: System.InvalidOperationException: Cannot set Name : styled element already styled.</w:t>
+      </w:r>
+    </w:p>
+    <w:p>
+      <w:r>
+        <w:t xml:space="preserve">   at Avalonia.StyledElement.set_Name(String value)</w:t>
+      </w:r>
+    </w:p>
+    <w:p>
+      <w:r>
+        <w:t xml:space="preserve">   at Avalonia.StyledElement.&lt;&gt;c.&lt;.cctor&gt;b__20_2(StyledElement o, String v)</w:t>
+      </w:r>
+    </w:p>
+    <w:p>
+      <w:r>
+        <w:t xml:space="preserve">   at Avalonia.DirectProperty`2.InvokeSetter(AvaloniaObject instance, BindingValue`1 value)</w:t>
+      </w:r>
+    </w:p>
+    <w:p>
+      <w:r>
+        <w:t xml:space="preserve">   at Avalonia.AvaloniaObject.SetDirectValueUnchecked[T](DirectPropertyBase`1 property, T value)</w:t>
+      </w:r>
+    </w:p>
+    <w:p>
+      <w:r>
+        <w:t xml:space="preserve">   at Avalonia.AvaloniaObject.SetValue[T](DirectPropertyBase`1 property, T value)</w:t>
+      </w:r>
+    </w:p>
+    <w:p>
+      <w:r>
+        <w:t xml:space="preserve">   at Avalonia.DirectPropertyBase`1.RouteSetValue(AvaloniaObject o, Object value, BindingPriority priority)</w:t>
+      </w:r>
+    </w:p>
+    <w:p>
+      <w:r>
+        <w:t xml:space="preserve">   at Avalonia.FuncUI.VirtualDom.Patcher.patch(AvaloniaObject view, ViewDelta viewElement)</w:t>
+      </w:r>
+    </w:p>
+    <w:p>
+      <w:r>
+        <w:t xml:space="preserve">   at Avalonia.FuncUI.VirtualDom.Patcher.action@1-1(IList collection, Int32 index, ViewDelta viewElement)</w:t>
+      </w:r>
+    </w:p>
+    <w:p>
+      <w:r>
+        <w:t xml:space="preserve">   at Avalonia.FuncUI.VirtualDom.Patcher.patch_IList@88(FSharpList`1 delta, IList collection)</w:t>
+      </w:r>
+    </w:p>
+    <w:p>
+      <w:r>
+        <w:t xml:space="preserve">   at Avalonia.FuncUI.VirtualDom.Patcher.patchContentMultiple(AvaloniaObject view, Accessor accessor, FSharpList`1 delta)</w:t>
+      </w:r>
+    </w:p>
+    <w:p>
+      <w:r>
+        <w:t xml:space="preserve">   at Avalonia.FuncUI.VirtualDom.Patcher.patch(AvaloniaObject view, ViewDelta viewElement)</w:t>
+      </w:r>
+    </w:p>
+    <w:p>
+      <w:r>
+        <w:t xml:space="preserve">   at Avalonia.FuncUI.VirtualDom.Patcher.patch_avalonia@167(FSharpOption`1 viewElement, AvaloniaObject view, AvaloniaProperty property)</w:t>
+      </w:r>
+    </w:p>
+    <w:p>
+      <w:r>
+        <w:t xml:space="preserve">   at Avalonia.FuncUI.VirtualDom.Patcher.patchContentSingle(AvaloniaObject view, Accessor accessor, FSharpOption`1 viewElement)</w:t>
+      </w:r>
+    </w:p>
+    <w:p>
+      <w:r>
+        <w:t xml:space="preserve">   at Avalonia.FuncUI.VirtualDom.Patcher.patch(AvaloniaObject view, ViewDelta viewElement)</w:t>
+      </w:r>
+    </w:p>
+    <w:p>
+      <w:r>
+        <w:t xml:space="preserve">   at Avalonia.FuncUI.VirtualDom.Patcher.action@1-1(IList collection, Int32 index, ViewDelta viewElement)</w:t>
+      </w:r>
+    </w:p>
+    <w:p>
+      <w:r>
+        <w:t xml:space="preserve">   at Avalonia.FuncUI.VirtualDom.Patcher.patch_IList@88(FSharpList`1 delta, IList collection)</w:t>
+      </w:r>
+    </w:p>
+    <w:p>
+      <w:r>
+        <w:t xml:space="preserve">   at Avalonia.FuncUI.VirtualDom.Patcher.patchContentMultiple(AvaloniaObject view, Accessor accessor, FSharpList`1 delta)</w:t>
+      </w:r>
+    </w:p>
+    <w:p>
+      <w:r>
+        <w:t xml:space="preserve">   at Avalonia.FuncUI.VirtualDom.Patcher.patch(AvaloniaObject view, ViewDelta viewElement)</w:t>
+      </w:r>
+    </w:p>
+    <w:p>
+      <w:r>
+        <w:t xml:space="preserve">   at Avalonia.FuncUI.VirtualDom.Patcher.patch_avalonia@167(FSharpOption`1 viewElement, AvaloniaObject view, AvaloniaProperty property)</w:t>
+      </w:r>
+    </w:p>
+    <w:p>
+      <w:r>
+        <w:t xml:space="preserve">   at Avalonia.FuncUI.VirtualDom.Patcher.patchContentSingle(AvaloniaObject view, Accessor accessor, FSharpOption`1 viewElement)</w:t>
+      </w:r>
+    </w:p>
+    <w:p>
+      <w:r>
+        <w:t xml:space="preserve">   at Avalonia.FuncUI.VirtualDom.Patcher.patch(AvaloniaObject view, ViewDelta viewElement)</w:t>
+      </w:r>
+    </w:p>
+    <w:p>
+      <w:r>
+        <w:t xml:space="preserve">   at Avalonia.FuncUI.VirtualDom.Patcher.action@1-1(IList collection, Int32 index, ViewDelta viewElement)</w:t>
+      </w:r>
+    </w:p>
+    <w:p>
+      <w:r>
+        <w:t xml:space="preserve">   at Avalonia.FuncUI.VirtualDom.Patcher.patch_IList@88(FSharpList`1 delta, IList collection)</w:t>
+      </w:r>
+    </w:p>
+    <w:p>
+      <w:r>
+        <w:t xml:space="preserve">   at Avalonia.FuncUI.VirtualDom.Patcher.patchContentMultiple(AvaloniaObject view, Accessor accessor, FSharpList`1 delta)</w:t>
+      </w:r>
+    </w:p>
+    <w:p>
+      <w:r>
+        <w:t xml:space="preserve">   at Avalonia.FuncUI.VirtualDom.Patcher.patch(AvaloniaObject view, ViewDelta viewElement)</w:t>
+      </w:r>
+    </w:p>
+    <w:p>
+      <w:r>
+        <w:t xml:space="preserve">   at Avalonia.FuncUI.VirtualDom.Patcher.action@1-1(IList collection, Int32 index, ViewDelta viewElement)</w:t>
+      </w:r>
+    </w:p>
+    <w:p>
+      <w:r>
+        <w:t xml:space="preserve">   at Avalonia.FuncUI.VirtualDom.Patcher.patch_IList@88(FSharpList`1 delta, IList collection)</w:t>
+      </w:r>
+    </w:p>
+    <w:p>
+      <w:r>
+        <w:t xml:space="preserve">   at Avalonia.FuncUI.VirtualDom.Patcher.patchContentMultiple(AvaloniaObject view, Accessor accessor, FSharpList`1 delta)</w:t>
+      </w:r>
+    </w:p>
+    <w:p>
+      <w:r>
+        <w:t xml:space="preserve">   at Avalonia.FuncUI.VirtualDom.Patcher.patch(AvaloniaObject view, ViewDelta viewElement)</w:t>
+      </w:r>
+    </w:p>
+    <w:p>
+      <w:r>
+        <w:t xml:space="preserve">   at Avalonia.FuncUI.VirtualDom.Patcher.action@1-1(IList collection, Int32 index, ViewDelta viewElement)</w:t>
+      </w:r>
+    </w:p>
+    <w:p>
+      <w:r>
+        <w:t xml:space="preserve">   at Avalonia.FuncUI.VirtualDom.Patcher.patch_IList@88(FSharpList`1 delta, IList collection)</w:t>
+      </w:r>
+    </w:p>
+    <w:p>
+      <w:r>
+        <w:t xml:space="preserve">   at Avalonia.FuncUI.VirtualDom.Patcher.patchContentMultiple(AvaloniaObject view, Accessor accessor, FSharpList`1 delta)</w:t>
+      </w:r>
+    </w:p>
+    <w:p>
+      <w:r>
+        <w:t xml:space="preserve">   at Avalonia.FuncUI.VirtualDom.Patcher.patch(AvaloniaObject view, ViewDelta viewElement)</w:t>
+      </w:r>
+    </w:p>
+    <w:p>
+      <w:r>
+        <w:t xml:space="preserve">   at Avalonia.FuncUI.VirtualDom.Patcher.patch_avalonia@167(FSharpOption`1 viewElement, AvaloniaObject view, AvaloniaProperty property)</w:t>
+      </w:r>
+    </w:p>
+    <w:p>
+      <w:r>
+        <w:t xml:space="preserve">   at Avalonia.FuncUI.VirtualDom.Patcher.patchContentSingle(AvaloniaObject view, Accessor accessor, FSharpOption`1 viewElement)</w:t>
+      </w:r>
+    </w:p>
+    <w:p>
+      <w:r>
+        <w:t xml:space="preserve">   at Avalonia.FuncUI.VirtualDom.Patcher.patch(AvaloniaObject view, ViewDelta viewElement)</w:t>
+      </w:r>
+    </w:p>
+    <w:p>
+      <w:r>
+        <w:t xml:space="preserve">   at Avalonia.FuncUI.VirtualDom.Patcher.action@1-1(IList collection, Int32 index, ViewDelta viewElement)</w:t>
+      </w:r>
+    </w:p>
+    <w:p>
+      <w:r>
+        <w:t xml:space="preserve">   at Avalonia.FuncUI.VirtualDom.Patcher.patch_IList@88(FSharpList`1 delta, IList collection)</w:t>
+      </w:r>
+    </w:p>
+    <w:p>
+      <w:r>
+        <w:t xml:space="preserve">   at Avalonia.FuncUI.VirtualDom.Patcher.patchContentMultiple(AvaloniaObject view, Accessor accessor, FSharpList`1 delta)</w:t>
+      </w:r>
+    </w:p>
+    <w:p>
+      <w:r>
+        <w:t xml:space="preserve">   at Avalonia.FuncUI.VirtualDom.Patcher.patch(AvaloniaObject view, ViewDelta viewElement)</w:t>
+      </w:r>
+    </w:p>
+    <w:p>
+      <w:r>
+        <w:t xml:space="preserve">   at Avalonia.FuncUI.VirtualDom.VirtualDom.updateRoot(ContentControl host, FSharpOption`1 last, FSharpOption`1 next)</w:t>
+      </w:r>
+    </w:p>
+    <w:p>
+      <w:r>
+        <w:t xml:space="preserve">   at Avalonia.FuncUI.Hosts.HostWindow.update(FSharpOption`1 nextViewElement)</w:t>
+      </w:r>
+    </w:p>
+    <w:p>
+      <w:r>
+        <w:t xml:space="preserve">   at Avalonia.FuncUI.Hosts.HostWindow.Avalonia.FuncUI.Hosts.IViewHost.Update(FSharpOption`1 next)</w:t>
+      </w:r>
+    </w:p>
+    <w:p>
+      <w:r>
+        <w:t xml:space="preserve">   at Avalonia.FuncUI.Elmish.Program.withHost@14.Invoke(model state, FSharpFunc`2 dispatch)</w:t>
+      </w:r>
+    </w:p>
+    <w:p>
+      <w:r>
+        <w:t xml:space="preserve">   at Elmish.ProgramModule.processMsgs@178.Invoke(Unit unitVar0)</w:t>
+      </w:r>
+    </w:p>
+    <w:p>
+      <w:r>
+        <w:t>```</w:t>
       </w:r>
     </w:p>
     <w:p/>
     <w:p>
       <w:r>
-        <w:t>Elements that are set / not set must be distinguishable. Propose.</w:t>
+        <w:t>Storage.</w:t>
+      </w:r>
+    </w:p>
+    <w:p>
+      <w:r>
+        <w:t xml:space="preserve">We are NOT going to do a full storage project until all structures are stable and they are NOT yet. I am inclined to use a separate C# EFC project to handle the database with the interchangeable ability to store either to MSSQL or SQLite (configured in appsettings). We will also need a separate F# seeding project so that to seed the data that we currently instantiate in the in-memory structures. STL repo has a good example </w:t>
+      </w:r>
+      <w:r>
+        <w:t xml:space="preserve">of </w:t>
+      </w:r>
+      <w:r>
+        <w:t>such EFC project. We can create a nearly empty one. The funny part about F# is that since we use proxies, then we can actually implement seeding without even having the database at all and where all the data that we need will go into our current in-memory structures. So, let’s do that and that will offload what we currently “hardcode” into seeding project. That will include various guids and other such information</w:t>
+      </w:r>
+      <w:r>
+        <w:t>. The information must be kept close to the source, NOT magically appear in the seeding project. Once we decide that the time has come to implement storage project in full, then we will just switch the proxies in the seeding project.</w:t>
       </w:r>
     </w:p>
     <w:p/>
-    <w:p>
-      <w:r>
-        <w:t>Reverse problem. It starts with building a collection of the experiments but without specifying the exact optical parameters. Then feed that to the reverse problem solver. The reverse problem always attempt to find Mueller matrix for a given wavelength and incidence angle. Multiple such experiments collections (call them experiment collection set) can be combined further to extract optical properties, which would account for such a behavior.</w:t>
-      </w:r>
-    </w:p>
-    <w:p/>
-    <w:p>
-      <w:r>
-        <w:t>Storage + seeding. Add a special seeding project + seeding data (json???) Use `*.&lt;something&gt;-json` to clarify the type / schema.</w:t>
-      </w:r>
-    </w:p>
     <w:sectPr>
       <w:pgSz w:w="12240" w:h="15840"/>
       <w:pgMar w:top="1440" w:right="1440" w:bottom="1440" w:left="1440" w:header="720" w:footer="720" w:gutter="0"/>
